--- a/03_Протоколы_испытаний/Перевод_RU/Протокол_испытания_на_герметичность_RU.docx
+++ b/03_Протоколы_испытаний/Перевод_RU/Протокол_испытания_на_герметичность_RU.docx
@@ -20,7 +20,7 @@
           <w:iCs/>
           <w:i/>
         </w:rPr>
-        <w:t xml:space="preserve">Перевод с китайского языка. Исходный файл: 气密性试验报告.pdf. Страниц в оригинале: 1.</w:t>
+        <w:t xml:space="preserve">Перевод с китайского языка. Исходный файл: Протокол_испытания_на_герметичность.pdf (исходное имя: 气密性试验报告.pdf). Страниц в оригинале: 1.</w:t>
       </w:r>
     </w:p>
     <w:bookmarkStart w:id="23" w:name="X16fd64404ead2b2b1f3af35046660f753ca8c28"/>
